--- a/Plan SAEKO ⇄ Odoo 20.docx
+++ b/Plan SAEKO ⇄ Odoo 20.docx
@@ -3098,7 +3098,7 @@
           <w:p>
             <w:pPr/>
             <w:r>
-              <w:t xml:space="preserve">Líder de proyecto (ANFEPI)</w:t>
+              <w:t xml:space="preserve">Líder de proyecto </w:t>
             </w:r>
           </w:p>
         </w:tc>

--- a/Plan SAEKO ⇄ Odoo 20.docx
+++ b/Plan SAEKO ⇄ Odoo 20.docx
@@ -666,7 +666,19 @@
     <w:p>
       <w:pPr/>
       <w:r>
-        <w:t xml:space="preserve">Fuentes: Lanzamiento Odoo 20.0 en </w:t>
+        <w:t xml:space="preserve">Fuentes: </w:t>
+      </w:r>
+    </w:p>
+    <w:p>
+      <w:pPr>
+        <w:pStyle w:val="ListParagraph"/>
+        <w:numPr>
+          <w:ilvl w:val="0"/>
+          <w:numId w:val="3"/>
+        </w:numPr>
+      </w:pPr>
+      <w:r>
+        <w:t xml:space="preserve">Lanzamiento Odoo 20.0 en </w:t>
       </w:r>
       <w:hyperlink r:id="rId3" w:history="1">
         <w:r>
@@ -701,7 +713,13 @@
         <w:rPr>
           <w:rStyle w:val="CodeChar"/>
         </w:rPr>
-        <w:t xml:space="preserve">hr_time_rule.py</w:t>
+        <w:t xml:space="preserve">h</w:t>
+      </w:r>
+      <w:r>
+        <w:rPr>
+          <w:rStyle w:val="CodeChar"/>
+        </w:rPr>
+        <w:t xml:space="preserve">r_time_rule.py</w:t>
       </w:r>
       <w:r>
         <w:t xml:space="preserve">, </w:t>
@@ -713,7 +731,19 @@
         <w:t xml:space="preserve">rpc/controllers</w:t>
       </w:r>
       <w:r>
-        <w:t xml:space="preserve">); </w:t>
+        <w:t xml:space="preserve">)</w:t>
+      </w:r>
+    </w:p>
+    <w:p>
+      <w:pPr>
+        <w:pStyle w:val="ListParagraph"/>
+        <w:numPr>
+          <w:ilvl w:val="0"/>
+          <w:numId w:val="3"/>
+        </w:numPr>
+      </w:pPr>
+      <w:r>
+        <w:t xml:space="preserve"> </w:t>
       </w:r>
       <w:hyperlink r:id="rId4" w:history="1">
         <w:r>
@@ -723,9 +753,15 @@
           <w:t xml:space="preserve">OEC.sh: Odoo 20 released</w:t>
         </w:r>
       </w:hyperlink>
-      <w:r>
-        <w:t xml:space="preserve">; </w:t>
-      </w:r>
+    </w:p>
+    <w:p>
+      <w:pPr>
+        <w:pStyle w:val="ListParagraph"/>
+        <w:numPr>
+          <w:ilvl w:val="0"/>
+          <w:numId w:val="3"/>
+        </w:numPr>
+      </w:pPr>
       <w:hyperlink r:id="rId5" w:history="1">
         <w:r>
           <w:rPr>
@@ -4041,7 +4077,7 @@
     <w:p>
       <w:pPr/>
       <w:r>
-        <w:t xml:space="preserve">Incluye desarrollo y consultoría; no incluye licencias de Odoo Enterprise ni hospedaje.</w:t>
+        <w:t xml:space="preserve">Incluye desarrollo y consultoría, no incluye licencias de Odoo Enterprise ni hospedaje.</w:t>
       </w:r>
     </w:p>
     <w:sectPr>
@@ -4230,6 +4266,9 @@
     <w:lvlOverride w:ilvl="0">
       <w:startOverride w:val="1"/>
     </w:lvlOverride>
+  </w:num>
+  <w:num w:numId="3">
+    <w:abstractNumId w:val="0"/>
   </w:num>
 </w:numbering>
 </file>
